--- a/CÔNG TY TNHH SẢN XUẤT VẠN SỰ PHÚC/VanSuPhuc_ThayDoiDDPL/VanSuPhuc_ThayDoiDDPL_MauSo13.docx
+++ b/CÔNG TY TNHH SẢN XUẤT VẠN SỰ PHÚC/VanSuPhuc_ThayDoiDDPL/VanSuPhuc_ThayDoiDDPL_MauSo13.docx
@@ -84,8 +84,6 @@
               </w:rPr>
               <w:t>CÔNG TY TNHH SẢN XUẤT VẠN SỰ PHÚC</w:t>
             </w:r>
-            <w:bookmarkStart w:id="1" w:name="_GoBack"/>
-            <w:bookmarkEnd w:id="1"/>
             <w:r>
               <w:rPr>
                 <w:rFonts w:ascii="Times New Roman" w:eastAsia="Times New Roman" w:hAnsi="Times New Roman" w:cs="Times New Roman"/>
@@ -926,7 +924,7 @@
           <w:szCs w:val="28"/>
         </w:rPr>
       </w:pPr>
-      <w:bookmarkStart w:id="2" w:name="_Hlk185520090"/>
+      <w:bookmarkStart w:id="1" w:name="_Hlk185520090"/>
       <w:r>
         <w:rPr>
           <w:rFonts w:ascii="Times New Roman" w:eastAsia="Times New Roman" w:hAnsi="Times New Roman" w:cs="Times New Roman"/>
@@ -945,7 +943,7 @@
         <w:t>091191009007</w:t>
       </w:r>
     </w:p>
-    <w:bookmarkEnd w:id="2"/>
+    <w:bookmarkEnd w:id="1"/>
     <w:p>
       <w:pPr>
         <w:tabs>
@@ -1065,7 +1063,17 @@
           <w:sz w:val="26"/>
           <w:szCs w:val="26"/>
         </w:rPr>
-        <w:t>xã Tân Phú</w:t>
+        <w:t>phường</w:t>
+      </w:r>
+      <w:bookmarkStart w:id="2" w:name="_GoBack"/>
+      <w:bookmarkEnd w:id="2"/>
+      <w:r>
+        <w:rPr>
+          <w:rFonts w:ascii="Times New Roman" w:hAnsi="Times New Roman" w:cs="Times New Roman"/>
+          <w:sz w:val="26"/>
+          <w:szCs w:val="26"/>
+        </w:rPr>
+        <w:t xml:space="preserve"> Tân Phú</w:t>
       </w:r>
     </w:p>
     <w:p>
